--- a/tillsyn/A 56792-2025 tillsynsbegäran.docx
+++ b/tillsyn/A 56792-2025 tillsynsbegäran.docx
@@ -380,7 +380,7 @@
     <w:r>
       <w:tab/>
       <w:tab/>
-      <w:t>2025-11-20</w:t>
+      <w:t>2025-11-21</w:t>
       <w:br/>
       <w:br/>
     </w:r>

--- a/tillsyn/A 56792-2025 tillsynsbegäran.docx
+++ b/tillsyn/A 56792-2025 tillsynsbegäran.docx
@@ -380,7 +380,7 @@
     <w:r>
       <w:tab/>
       <w:tab/>
-      <w:t>2025-11-21</w:t>
+      <w:t>2025-11-22</w:t>
       <w:br/>
       <w:br/>
     </w:r>

--- a/tillsyn/A 56792-2025 tillsynsbegäran.docx
+++ b/tillsyn/A 56792-2025 tillsynsbegäran.docx
@@ -380,7 +380,7 @@
     <w:r>
       <w:tab/>
       <w:tab/>
-      <w:t>2025-11-22</w:t>
+      <w:t>2025-11-23</w:t>
       <w:br/>
       <w:br/>
     </w:r>

--- a/tillsyn/A 56792-2025 tillsynsbegäran.docx
+++ b/tillsyn/A 56792-2025 tillsynsbegäran.docx
@@ -380,7 +380,7 @@
     <w:r>
       <w:tab/>
       <w:tab/>
-      <w:t>2025-11-23</w:t>
+      <w:t>2025-11-24</w:t>
       <w:br/>
       <w:br/>
     </w:r>

--- a/tillsyn/A 56792-2025 tillsynsbegäran.docx
+++ b/tillsyn/A 56792-2025 tillsynsbegäran.docx
@@ -380,7 +380,7 @@
     <w:r>
       <w:tab/>
       <w:tab/>
-      <w:t>2025-11-24</w:t>
+      <w:t>2025-11-25</w:t>
       <w:br/>
       <w:br/>
     </w:r>

--- a/tillsyn/A 56792-2025 tillsynsbegäran.docx
+++ b/tillsyn/A 56792-2025 tillsynsbegäran.docx
@@ -380,7 +380,7 @@
     <w:r>
       <w:tab/>
       <w:tab/>
-      <w:t>2025-11-25</w:t>
+      <w:t>2025-11-26</w:t>
       <w:br/>
       <w:br/>
     </w:r>

--- a/tillsyn/A 56792-2025 tillsynsbegäran.docx
+++ b/tillsyn/A 56792-2025 tillsynsbegäran.docx
@@ -380,7 +380,7 @@
     <w:r>
       <w:tab/>
       <w:tab/>
-      <w:t>2025-11-26</w:t>
+      <w:t>2025-11-27</w:t>
       <w:br/>
       <w:br/>
     </w:r>

--- a/tillsyn/A 56792-2025 tillsynsbegäran.docx
+++ b/tillsyn/A 56792-2025 tillsynsbegäran.docx
@@ -380,7 +380,7 @@
     <w:r>
       <w:tab/>
       <w:tab/>
-      <w:t>2025-11-27</w:t>
+      <w:t>2025-11-28</w:t>
       <w:br/>
       <w:br/>
     </w:r>

--- a/tillsyn/A 56792-2025 tillsynsbegäran.docx
+++ b/tillsyn/A 56792-2025 tillsynsbegäran.docx
@@ -380,7 +380,7 @@
     <w:r>
       <w:tab/>
       <w:tab/>
-      <w:t>2025-11-28</w:t>
+      <w:t>2025-11-29</w:t>
       <w:br/>
       <w:br/>
     </w:r>

--- a/tillsyn/A 56792-2025 tillsynsbegäran.docx
+++ b/tillsyn/A 56792-2025 tillsynsbegäran.docx
@@ -380,7 +380,7 @@
     <w:r>
       <w:tab/>
       <w:tab/>
-      <w:t>2025-11-29</w:t>
+      <w:t>2025-11-30</w:t>
       <w:br/>
       <w:br/>
     </w:r>

--- a/tillsyn/A 56792-2025 tillsynsbegäran.docx
+++ b/tillsyn/A 56792-2025 tillsynsbegäran.docx
@@ -380,7 +380,7 @@
     <w:r>
       <w:tab/>
       <w:tab/>
-      <w:t>2025-11-30</w:t>
+      <w:t>2025-12-01</w:t>
       <w:br/>
       <w:br/>
     </w:r>

--- a/tillsyn/A 56792-2025 tillsynsbegäran.docx
+++ b/tillsyn/A 56792-2025 tillsynsbegäran.docx
@@ -380,7 +380,7 @@
     <w:r>
       <w:tab/>
       <w:tab/>
-      <w:t>2025-12-01</w:t>
+      <w:t>2025-12-02</w:t>
       <w:br/>
       <w:br/>
     </w:r>

--- a/tillsyn/A 56792-2025 tillsynsbegäran.docx
+++ b/tillsyn/A 56792-2025 tillsynsbegäran.docx
@@ -380,7 +380,7 @@
     <w:r>
       <w:tab/>
       <w:tab/>
-      <w:t>2025-12-02</w:t>
+      <w:t>2025-12-03</w:t>
       <w:br/>
       <w:br/>
     </w:r>

--- a/tillsyn/A 56792-2025 tillsynsbegäran.docx
+++ b/tillsyn/A 56792-2025 tillsynsbegäran.docx
@@ -380,7 +380,7 @@
     <w:r>
       <w:tab/>
       <w:tab/>
-      <w:t>2025-12-03</w:t>
+      <w:t>2025-12-04</w:t>
       <w:br/>
       <w:br/>
     </w:r>

--- a/tillsyn/A 56792-2025 tillsynsbegäran.docx
+++ b/tillsyn/A 56792-2025 tillsynsbegäran.docx
@@ -380,7 +380,7 @@
     <w:r>
       <w:tab/>
       <w:tab/>
-      <w:t>2025-12-04</w:t>
+      <w:t>2025-12-05</w:t>
       <w:br/>
       <w:br/>
     </w:r>

--- a/tillsyn/A 56792-2025 tillsynsbegäran.docx
+++ b/tillsyn/A 56792-2025 tillsynsbegäran.docx
@@ -380,7 +380,7 @@
     <w:r>
       <w:tab/>
       <w:tab/>
-      <w:t>2025-12-05</w:t>
+      <w:t>2025-12-06</w:t>
       <w:br/>
       <w:br/>
     </w:r>

--- a/tillsyn/A 56792-2025 tillsynsbegäran.docx
+++ b/tillsyn/A 56792-2025 tillsynsbegäran.docx
@@ -380,7 +380,7 @@
     <w:r>
       <w:tab/>
       <w:tab/>
-      <w:t>2025-12-06</w:t>
+      <w:t>2025-12-07</w:t>
       <w:br/>
       <w:br/>
     </w:r>

--- a/tillsyn/A 56792-2025 tillsynsbegäran.docx
+++ b/tillsyn/A 56792-2025 tillsynsbegäran.docx
@@ -380,7 +380,7 @@
     <w:r>
       <w:tab/>
       <w:tab/>
-      <w:t>2025-12-07</w:t>
+      <w:t>2025-12-08</w:t>
       <w:br/>
       <w:br/>
     </w:r>

--- a/tillsyn/A 56792-2025 tillsynsbegäran.docx
+++ b/tillsyn/A 56792-2025 tillsynsbegäran.docx
@@ -380,7 +380,7 @@
     <w:r>
       <w:tab/>
       <w:tab/>
-      <w:t>2025-12-08</w:t>
+      <w:t>2025-12-09</w:t>
       <w:br/>
       <w:br/>
     </w:r>

--- a/tillsyn/A 56792-2025 tillsynsbegäran.docx
+++ b/tillsyn/A 56792-2025 tillsynsbegäran.docx
@@ -380,7 +380,7 @@
     <w:r>
       <w:tab/>
       <w:tab/>
-      <w:t>2025-12-09</w:t>
+      <w:t>2025-12-10</w:t>
       <w:br/>
       <w:br/>
     </w:r>

--- a/tillsyn/A 56792-2025 tillsynsbegäran.docx
+++ b/tillsyn/A 56792-2025 tillsynsbegäran.docx
@@ -380,7 +380,7 @@
     <w:r>
       <w:tab/>
       <w:tab/>
-      <w:t>2025-12-10</w:t>
+      <w:t>2025-12-11</w:t>
       <w:br/>
       <w:br/>
     </w:r>

--- a/tillsyn/A 56792-2025 tillsynsbegäran.docx
+++ b/tillsyn/A 56792-2025 tillsynsbegäran.docx
@@ -380,7 +380,7 @@
     <w:r>
       <w:tab/>
       <w:tab/>
-      <w:t>2025-12-11</w:t>
+      <w:t>2025-12-12</w:t>
       <w:br/>
       <w:br/>
     </w:r>

--- a/tillsyn/A 56792-2025 tillsynsbegäran.docx
+++ b/tillsyn/A 56792-2025 tillsynsbegäran.docx
@@ -380,7 +380,7 @@
     <w:r>
       <w:tab/>
       <w:tab/>
-      <w:t>2025-12-12</w:t>
+      <w:t>2025-12-13</w:t>
       <w:br/>
       <w:br/>
     </w:r>

--- a/tillsyn/A 56792-2025 tillsynsbegäran.docx
+++ b/tillsyn/A 56792-2025 tillsynsbegäran.docx
@@ -380,7 +380,7 @@
     <w:r>
       <w:tab/>
       <w:tab/>
-      <w:t>2025-12-19</w:t>
+      <w:t>2025-12-20</w:t>
       <w:br/>
       <w:br/>
     </w:r>

--- a/tillsyn/A 56792-2025 tillsynsbegäran.docx
+++ b/tillsyn/A 56792-2025 tillsynsbegäran.docx
@@ -380,7 +380,7 @@
     <w:r>
       <w:tab/>
       <w:tab/>
-      <w:t>2025-12-20</w:t>
+      <w:t>2025-12-21</w:t>
       <w:br/>
       <w:br/>
     </w:r>

--- a/tillsyn/A 56792-2025 tillsynsbegäran.docx
+++ b/tillsyn/A 56792-2025 tillsynsbegäran.docx
@@ -380,7 +380,7 @@
     <w:r>
       <w:tab/>
       <w:tab/>
-      <w:t>2025-12-21</w:t>
+      <w:t>2025-12-22</w:t>
       <w:br/>
       <w:br/>
     </w:r>

--- a/tillsyn/A 56792-2025 tillsynsbegäran.docx
+++ b/tillsyn/A 56792-2025 tillsynsbegäran.docx
@@ -380,7 +380,7 @@
     <w:r>
       <w:tab/>
       <w:tab/>
-      <w:t>2025-12-22</w:t>
+      <w:t>2025-12-26</w:t>
       <w:br/>
       <w:br/>
     </w:r>

--- a/tillsyn/A 56792-2025 tillsynsbegäran.docx
+++ b/tillsyn/A 56792-2025 tillsynsbegäran.docx
@@ -380,7 +380,7 @@
     <w:r>
       <w:tab/>
       <w:tab/>
-      <w:t>2025-12-26</w:t>
+      <w:t>2025-12-28</w:t>
       <w:br/>
       <w:br/>
     </w:r>

--- a/tillsyn/A 56792-2025 tillsynsbegäran.docx
+++ b/tillsyn/A 56792-2025 tillsynsbegäran.docx
@@ -380,7 +380,7 @@
     <w:r>
       <w:tab/>
       <w:tab/>
-      <w:t>2025-12-28</w:t>
+      <w:t>2025-12-29</w:t>
       <w:br/>
       <w:br/>
     </w:r>

--- a/tillsyn/A 56792-2025 tillsynsbegäran.docx
+++ b/tillsyn/A 56792-2025 tillsynsbegäran.docx
@@ -380,7 +380,7 @@
     <w:r>
       <w:tab/>
       <w:tab/>
-      <w:t>2025-12-29</w:t>
+      <w:t>2025-12-30</w:t>
       <w:br/>
       <w:br/>
     </w:r>

--- a/tillsyn/A 56792-2025 tillsynsbegäran.docx
+++ b/tillsyn/A 56792-2025 tillsynsbegäran.docx
@@ -380,7 +380,7 @@
     <w:r>
       <w:tab/>
       <w:tab/>
-      <w:t>2025-12-30</w:t>
+      <w:t>2025-12-31</w:t>
       <w:br/>
       <w:br/>
     </w:r>

--- a/tillsyn/A 56792-2025 tillsynsbegäran.docx
+++ b/tillsyn/A 56792-2025 tillsynsbegäran.docx
@@ -380,7 +380,7 @@
     <w:r>
       <w:tab/>
       <w:tab/>
-      <w:t>2025-12-31</w:t>
+      <w:t>2026-01-03</w:t>
       <w:br/>
       <w:br/>
     </w:r>

--- a/tillsyn/A 56792-2025 tillsynsbegäran.docx
+++ b/tillsyn/A 56792-2025 tillsynsbegäran.docx
@@ -380,7 +380,7 @@
     <w:r>
       <w:tab/>
       <w:tab/>
-      <w:t>2026-01-07</w:t>
+      <w:t>2026-01-08</w:t>
       <w:br/>
       <w:br/>
     </w:r>

--- a/tillsyn/A 56792-2025 tillsynsbegäran.docx
+++ b/tillsyn/A 56792-2025 tillsynsbegäran.docx
@@ -380,7 +380,7 @@
     <w:r>
       <w:tab/>
       <w:tab/>
-      <w:t>2026-01-08</w:t>
+      <w:t>2026-01-09</w:t>
       <w:br/>
       <w:br/>
     </w:r>

--- a/tillsyn/A 56792-2025 tillsynsbegäran.docx
+++ b/tillsyn/A 56792-2025 tillsynsbegäran.docx
@@ -380,7 +380,7 @@
     <w:r>
       <w:tab/>
       <w:tab/>
-      <w:t>2026-01-09</w:t>
+      <w:t>2026-01-10</w:t>
       <w:br/>
       <w:br/>
     </w:r>

--- a/tillsyn/A 56792-2025 tillsynsbegäran.docx
+++ b/tillsyn/A 56792-2025 tillsynsbegäran.docx
@@ -380,7 +380,7 @@
     <w:r>
       <w:tab/>
       <w:tab/>
-      <w:t>2026-01-10</w:t>
+      <w:t>2026-01-11</w:t>
       <w:br/>
       <w:br/>
     </w:r>

--- a/tillsyn/A 56792-2025 tillsynsbegäran.docx
+++ b/tillsyn/A 56792-2025 tillsynsbegäran.docx
@@ -380,7 +380,7 @@
     <w:r>
       <w:tab/>
       <w:tab/>
-      <w:t>2026-01-11</w:t>
+      <w:t>2026-01-12</w:t>
       <w:br/>
       <w:br/>
     </w:r>

--- a/tillsyn/A 56792-2025 tillsynsbegäran.docx
+++ b/tillsyn/A 56792-2025 tillsynsbegäran.docx
@@ -380,7 +380,7 @@
     <w:r>
       <w:tab/>
       <w:tab/>
-      <w:t>2026-01-12</w:t>
+      <w:t>2026-01-13</w:t>
       <w:br/>
       <w:br/>
     </w:r>

--- a/tillsyn/A 56792-2025 tillsynsbegäran.docx
+++ b/tillsyn/A 56792-2025 tillsynsbegäran.docx
@@ -380,7 +380,7 @@
     <w:r>
       <w:tab/>
       <w:tab/>
-      <w:t>2026-01-13</w:t>
+      <w:t>2026-01-14</w:t>
       <w:br/>
       <w:br/>
     </w:r>

--- a/tillsyn/A 56792-2025 tillsynsbegäran.docx
+++ b/tillsyn/A 56792-2025 tillsynsbegäran.docx
@@ -380,7 +380,7 @@
     <w:r>
       <w:tab/>
       <w:tab/>
-      <w:t>2026-01-14</w:t>
+      <w:t>2026-01-15</w:t>
       <w:br/>
       <w:br/>
     </w:r>

--- a/tillsyn/A 56792-2025 tillsynsbegäran.docx
+++ b/tillsyn/A 56792-2025 tillsynsbegäran.docx
@@ -380,7 +380,7 @@
     <w:r>
       <w:tab/>
       <w:tab/>
-      <w:t>2026-01-15</w:t>
+      <w:t>2026-01-16</w:t>
       <w:br/>
       <w:br/>
     </w:r>

--- a/tillsyn/A 56792-2025 tillsynsbegäran.docx
+++ b/tillsyn/A 56792-2025 tillsynsbegäran.docx
@@ -380,7 +380,7 @@
     <w:r>
       <w:tab/>
       <w:tab/>
-      <w:t>2026-01-16</w:t>
+      <w:t>2026-01-17</w:t>
       <w:br/>
       <w:br/>
     </w:r>

--- a/tillsyn/A 56792-2025 tillsynsbegäran.docx
+++ b/tillsyn/A 56792-2025 tillsynsbegäran.docx
@@ -380,7 +380,7 @@
     <w:r>
       <w:tab/>
       <w:tab/>
-      <w:t>2026-01-17</w:t>
+      <w:t>2026-01-18</w:t>
       <w:br/>
       <w:br/>
     </w:r>

--- a/tillsyn/A 56792-2025 tillsynsbegäran.docx
+++ b/tillsyn/A 56792-2025 tillsynsbegäran.docx
@@ -380,7 +380,7 @@
     <w:r>
       <w:tab/>
       <w:tab/>
-      <w:t>2026-01-18</w:t>
+      <w:t>2026-01-19</w:t>
       <w:br/>
       <w:br/>
     </w:r>

--- a/tillsyn/A 56792-2025 tillsynsbegäran.docx
+++ b/tillsyn/A 56792-2025 tillsynsbegäran.docx
@@ -380,7 +380,7 @@
     <w:r>
       <w:tab/>
       <w:tab/>
-      <w:t>2026-01-19</w:t>
+      <w:t>2026-01-20</w:t>
       <w:br/>
       <w:br/>
     </w:r>

--- a/tillsyn/A 56792-2025 tillsynsbegäran.docx
+++ b/tillsyn/A 56792-2025 tillsynsbegäran.docx
@@ -380,7 +380,7 @@
     <w:r>
       <w:tab/>
       <w:tab/>
-      <w:t>2026-01-20</w:t>
+      <w:t>2026-01-21</w:t>
       <w:br/>
       <w:br/>
     </w:r>

--- a/tillsyn/A 56792-2025 tillsynsbegäran.docx
+++ b/tillsyn/A 56792-2025 tillsynsbegäran.docx
@@ -380,7 +380,7 @@
     <w:r>
       <w:tab/>
       <w:tab/>
-      <w:t>2026-01-21</w:t>
+      <w:t>2026-01-23</w:t>
       <w:br/>
       <w:br/>
     </w:r>

--- a/tillsyn/A 56792-2025 tillsynsbegäran.docx
+++ b/tillsyn/A 56792-2025 tillsynsbegäran.docx
@@ -380,7 +380,7 @@
     <w:r>
       <w:tab/>
       <w:tab/>
-      <w:t>2026-01-23</w:t>
+      <w:t>2026-01-24</w:t>
       <w:br/>
       <w:br/>
     </w:r>

--- a/tillsyn/A 56792-2025 tillsynsbegäran.docx
+++ b/tillsyn/A 56792-2025 tillsynsbegäran.docx
@@ -380,7 +380,7 @@
     <w:r>
       <w:tab/>
       <w:tab/>
-      <w:t>2026-01-24</w:t>
+      <w:t>2026-01-25</w:t>
       <w:br/>
       <w:br/>
     </w:r>

--- a/tillsyn/A 56792-2025 tillsynsbegäran.docx
+++ b/tillsyn/A 56792-2025 tillsynsbegäran.docx
@@ -380,7 +380,7 @@
     <w:r>
       <w:tab/>
       <w:tab/>
-      <w:t>2026-01-25</w:t>
+      <w:t>2026-01-26</w:t>
       <w:br/>
       <w:br/>
     </w:r>

--- a/tillsyn/A 56792-2025 tillsynsbegäran.docx
+++ b/tillsyn/A 56792-2025 tillsynsbegäran.docx
@@ -380,7 +380,7 @@
     <w:r>
       <w:tab/>
       <w:tab/>
-      <w:t>2026-01-26</w:t>
+      <w:t>2026-01-27</w:t>
       <w:br/>
       <w:br/>
     </w:r>

--- a/tillsyn/A 56792-2025 tillsynsbegäran.docx
+++ b/tillsyn/A 56792-2025 tillsynsbegäran.docx
@@ -380,7 +380,7 @@
     <w:r>
       <w:tab/>
       <w:tab/>
-      <w:t>2026-01-27</w:t>
+      <w:t>2026-01-28</w:t>
       <w:br/>
       <w:br/>
     </w:r>

--- a/tillsyn/A 56792-2025 tillsynsbegäran.docx
+++ b/tillsyn/A 56792-2025 tillsynsbegäran.docx
@@ -490,7 +490,7 @@
     <w:r>
       <w:tab/>
       <w:tab/>
-      <w:t>2026-02-28</w:t>
+      <w:t>2026-03-01</w:t>
       <w:br/>
       <w:br/>
     </w:r>

--- a/tillsyn/A 56792-2025 tillsynsbegäran.docx
+++ b/tillsyn/A 56792-2025 tillsynsbegäran.docx
@@ -490,7 +490,7 @@
     <w:r>
       <w:tab/>
       <w:tab/>
-      <w:t>2026-03-01</w:t>
+      <w:t>2026-03-02</w:t>
       <w:br/>
       <w:br/>
     </w:r>

--- a/tillsyn/A 56792-2025 tillsynsbegäran.docx
+++ b/tillsyn/A 56792-2025 tillsynsbegäran.docx
@@ -490,7 +490,7 @@
     <w:r>
       <w:tab/>
       <w:tab/>
-      <w:t>2026-03-02</w:t>
+      <w:t>2026-03-03</w:t>
       <w:br/>
       <w:br/>
     </w:r>

--- a/tillsyn/A 56792-2025 tillsynsbegäran.docx
+++ b/tillsyn/A 56792-2025 tillsynsbegäran.docx
@@ -490,7 +490,7 @@
     <w:r>
       <w:tab/>
       <w:tab/>
-      <w:t>2026-03-03</w:t>
+      <w:t>2026-03-04</w:t>
       <w:br/>
       <w:br/>
     </w:r>

--- a/tillsyn/A 56792-2025 tillsynsbegäran.docx
+++ b/tillsyn/A 56792-2025 tillsynsbegäran.docx
@@ -490,7 +490,7 @@
     <w:r>
       <w:tab/>
       <w:tab/>
-      <w:t>2026-03-04</w:t>
+      <w:t>2026-03-05</w:t>
       <w:br/>
       <w:br/>
     </w:r>

--- a/tillsyn/A 56792-2025 tillsynsbegäran.docx
+++ b/tillsyn/A 56792-2025 tillsynsbegäran.docx
@@ -490,7 +490,7 @@
     <w:r>
       <w:tab/>
       <w:tab/>
-      <w:t>2026-03-05</w:t>
+      <w:t>2026-03-06</w:t>
       <w:br/>
       <w:br/>
     </w:r>

--- a/tillsyn/A 56792-2025 tillsynsbegäran.docx
+++ b/tillsyn/A 56792-2025 tillsynsbegäran.docx
@@ -490,7 +490,7 @@
     <w:r>
       <w:tab/>
       <w:tab/>
-      <w:t>2026-03-06</w:t>
+      <w:t>2026-03-07</w:t>
       <w:br/>
       <w:br/>
     </w:r>

--- a/tillsyn/A 56792-2025 tillsynsbegäran.docx
+++ b/tillsyn/A 56792-2025 tillsynsbegäran.docx
@@ -199,6 +199,17 @@
       </w:r>
       <w:r>
         <w:t>bildar mykorrhiza med tall och gran i barrskog, framför allt sandtallskog men även i annan näringsfattig barrskog. Arten är en av landets vanligaste korallfingersvampar i äldre barrskog. Trots detta är den troligen minskande då den i huvudsak är knuten till äldre skog, främst kontinuitetsbarrskogar. Slutavverkning, gödsling eller exploatering måste undvikas (SLU Artdatabanken, 2024).</w:t>
+      </w:r>
+    </w:p>
+    <w:p>
+      <w:r>
+        <w:rPr>
+          <w:b/>
+        </w:rPr>
+        <w:t xml:space="preserve">Vågbandad barkbock </w:t>
+      </w:r>
+      <w:r>
+        <w:t>är en långhorning vars larvutveckling sker under bark på nyligen döda stående barrträd, främst gran, mer undantagsvis på tall. Främst i stående träd, särskilt gamla, långsamvuxna granar med grov bark, även i grövre grenar, stubbar eller vindfällen. Arten är starkt knuten till naturskogsliknande granskogar, och gynnas av extrema torrsomrar som försvagar träden. Arten påverkas negativt av brist på kontinuitetsskog och en minskning av populationen pågår eller förväntas ske (SLU Artdatabanken, 2025).</w:t>
       </w:r>
     </w:p>
     <w:p>
@@ -504,7 +515,7 @@
     <w:r>
       <w:tab/>
       <w:tab/>
-      <w:t>2026-03-13</w:t>
+      <w:t>2026-03-16</w:t>
       <w:br/>
       <w:br/>
     </w:r>

--- a/tillsyn/A 56792-2025 tillsynsbegäran.docx
+++ b/tillsyn/A 56792-2025 tillsynsbegäran.docx
@@ -515,7 +515,7 @@
     <w:r>
       <w:tab/>
       <w:tab/>
-      <w:t>2026-03-16</w:t>
+      <w:t>2026-03-17</w:t>
       <w:br/>
       <w:br/>
     </w:r>

--- a/tillsyn/A 56792-2025 tillsynsbegäran.docx
+++ b/tillsyn/A 56792-2025 tillsynsbegäran.docx
@@ -515,7 +515,7 @@
     <w:r>
       <w:tab/>
       <w:tab/>
-      <w:t>2026-03-17</w:t>
+      <w:t>2026-03-18</w:t>
       <w:br/>
       <w:br/>
     </w:r>

--- a/tillsyn/A 56792-2025 tillsynsbegäran.docx
+++ b/tillsyn/A 56792-2025 tillsynsbegäran.docx
@@ -515,7 +515,7 @@
     <w:r>
       <w:tab/>
       <w:tab/>
-      <w:t>2026-03-18</w:t>
+      <w:t>2026-03-19</w:t>
       <w:br/>
       <w:br/>
     </w:r>

--- a/tillsyn/A 56792-2025 tillsynsbegäran.docx
+++ b/tillsyn/A 56792-2025 tillsynsbegäran.docx
@@ -515,7 +515,7 @@
     <w:r>
       <w:tab/>
       <w:tab/>
-      <w:t>2026-03-19</w:t>
+      <w:t>2026-03-20</w:t>
       <w:br/>
       <w:br/>
     </w:r>

--- a/tillsyn/A 56792-2025 tillsynsbegäran.docx
+++ b/tillsyn/A 56792-2025 tillsynsbegäran.docx
@@ -515,7 +515,7 @@
     <w:r>
       <w:tab/>
       <w:tab/>
-      <w:t>2026-03-20</w:t>
+      <w:t>2026-03-21</w:t>
       <w:br/>
       <w:br/>
     </w:r>

--- a/tillsyn/A 56792-2025 tillsynsbegäran.docx
+++ b/tillsyn/A 56792-2025 tillsynsbegäran.docx
@@ -515,7 +515,7 @@
     <w:r>
       <w:tab/>
       <w:tab/>
-      <w:t>2026-03-21</w:t>
+      <w:t>2026-03-22</w:t>
       <w:br/>
       <w:br/>
     </w:r>

--- a/tillsyn/A 56792-2025 tillsynsbegäran.docx
+++ b/tillsyn/A 56792-2025 tillsynsbegäran.docx
@@ -515,7 +515,7 @@
     <w:r>
       <w:tab/>
       <w:tab/>
-      <w:t>2026-03-22</w:t>
+      <w:t>2026-03-23</w:t>
       <w:br/>
       <w:br/>
     </w:r>

--- a/tillsyn/A 56792-2025 tillsynsbegäran.docx
+++ b/tillsyn/A 56792-2025 tillsynsbegäran.docx
@@ -515,7 +515,7 @@
     <w:r>
       <w:tab/>
       <w:tab/>
-      <w:t>2026-03-23</w:t>
+      <w:t>2026-03-24</w:t>
       <w:br/>
       <w:br/>
     </w:r>

--- a/tillsyn/A 56792-2025 tillsynsbegäran.docx
+++ b/tillsyn/A 56792-2025 tillsynsbegäran.docx
@@ -515,7 +515,7 @@
     <w:r>
       <w:tab/>
       <w:tab/>
-      <w:t>2026-03-24</w:t>
+      <w:t>2026-03-25</w:t>
       <w:br/>
       <w:br/>
     </w:r>

--- a/tillsyn/A 56792-2025 tillsynsbegäran.docx
+++ b/tillsyn/A 56792-2025 tillsynsbegäran.docx
@@ -515,7 +515,7 @@
     <w:r>
       <w:tab/>
       <w:tab/>
-      <w:t>2026-03-25</w:t>
+      <w:t>2026-03-26</w:t>
       <w:br/>
       <w:br/>
     </w:r>

--- a/tillsyn/A 56792-2025 tillsynsbegäran.docx
+++ b/tillsyn/A 56792-2025 tillsynsbegäran.docx
@@ -515,7 +515,7 @@
     <w:r>
       <w:tab/>
       <w:tab/>
-      <w:t>2026-03-26</w:t>
+      <w:t>2026-03-27</w:t>
       <w:br/>
       <w:br/>
     </w:r>

--- a/tillsyn/A 56792-2025 tillsynsbegäran.docx
+++ b/tillsyn/A 56792-2025 tillsynsbegäran.docx
@@ -515,7 +515,7 @@
     <w:r>
       <w:tab/>
       <w:tab/>
-      <w:t>2026-03-27</w:t>
+      <w:t>2026-03-28</w:t>
       <w:br/>
       <w:br/>
     </w:r>

--- a/tillsyn/A 56792-2025 tillsynsbegäran.docx
+++ b/tillsyn/A 56792-2025 tillsynsbegäran.docx
@@ -515,7 +515,7 @@
     <w:r>
       <w:tab/>
       <w:tab/>
-      <w:t>2026-03-28</w:t>
+      <w:t>2026-03-29</w:t>
       <w:br/>
       <w:br/>
     </w:r>

--- a/tillsyn/A 56792-2025 tillsynsbegäran.docx
+++ b/tillsyn/A 56792-2025 tillsynsbegäran.docx
@@ -515,7 +515,7 @@
     <w:r>
       <w:tab/>
       <w:tab/>
-      <w:t>2026-03-29</w:t>
+      <w:t>2026-03-30</w:t>
       <w:br/>
       <w:br/>
     </w:r>

--- a/tillsyn/A 56792-2025 tillsynsbegäran.docx
+++ b/tillsyn/A 56792-2025 tillsynsbegäran.docx
@@ -515,7 +515,7 @@
     <w:r>
       <w:tab/>
       <w:tab/>
-      <w:t>2026-03-30</w:t>
+      <w:t>2026-03-31</w:t>
       <w:br/>
       <w:br/>
     </w:r>

--- a/tillsyn/A 56792-2025 tillsynsbegäran.docx
+++ b/tillsyn/A 56792-2025 tillsynsbegäran.docx
@@ -515,7 +515,7 @@
     <w:r>
       <w:tab/>
       <w:tab/>
-      <w:t>2026-03-31</w:t>
+      <w:t>2026-04-01</w:t>
       <w:br/>
       <w:br/>
     </w:r>

--- a/tillsyn/A 56792-2025 tillsynsbegäran.docx
+++ b/tillsyn/A 56792-2025 tillsynsbegäran.docx
@@ -515,7 +515,7 @@
     <w:r>
       <w:tab/>
       <w:tab/>
-      <w:t>2026-04-01</w:t>
+      <w:t>2026-04-02</w:t>
       <w:br/>
       <w:br/>
     </w:r>

--- a/tillsyn/A 56792-2025 tillsynsbegäran.docx
+++ b/tillsyn/A 56792-2025 tillsynsbegäran.docx
@@ -515,7 +515,7 @@
     <w:r>
       <w:tab/>
       <w:tab/>
-      <w:t>2026-04-02</w:t>
+      <w:t>2026-04-03</w:t>
       <w:br/>
       <w:br/>
     </w:r>

--- a/tillsyn/A 56792-2025 tillsynsbegäran.docx
+++ b/tillsyn/A 56792-2025 tillsynsbegäran.docx
@@ -515,7 +515,7 @@
     <w:r>
       <w:tab/>
       <w:tab/>
-      <w:t>2026-04-03</w:t>
+      <w:t>2026-04-04</w:t>
       <w:br/>
       <w:br/>
     </w:r>

--- a/tillsyn/A 56792-2025 tillsynsbegäran.docx
+++ b/tillsyn/A 56792-2025 tillsynsbegäran.docx
@@ -515,7 +515,7 @@
     <w:r>
       <w:tab/>
       <w:tab/>
-      <w:t>2026-04-04</w:t>
+      <w:t>2026-04-05</w:t>
       <w:br/>
       <w:br/>
     </w:r>

--- a/tillsyn/A 56792-2025 tillsynsbegäran.docx
+++ b/tillsyn/A 56792-2025 tillsynsbegäran.docx
@@ -515,7 +515,7 @@
     <w:r>
       <w:tab/>
       <w:tab/>
-      <w:t>2026-04-05</w:t>
+      <w:t>2026-04-06</w:t>
       <w:br/>
       <w:br/>
     </w:r>

--- a/tillsyn/A 56792-2025 tillsynsbegäran.docx
+++ b/tillsyn/A 56792-2025 tillsynsbegäran.docx
@@ -95,10 +95,48 @@
         <w:rPr>
           <w:b/>
         </w:rPr>
-        <w:t>Granticka (NT)</w:t>
+        <w:t>Fjällig taggsvamp s.str. (NT)</w:t>
       </w:r>
       <w:r>
-        <w:t xml:space="preserve"> förekommer främst i äldre skogar med naturskogskaraktär, liksom i dimensionsavverkade och plockhuggna skogar. I äldre grannaturskog i norra Sverige är den alltjämt en förhållandevis vanlig karaktärsart, medan den längre söderut blir allt mer sällsynt. I Götaland och delar av Svealand är den en god signalart för skyddsvärda granskogsmiljöer. Arten bedöms ha minskat starkt under senare år på grund av skogsavverkningar, då den framför allt växer i äldre granskog med långvarig grankontinuitet. I urskogsliknande bestånd i norra Sverige kan ibland påträffas den mycket sällsynta tickan grantickeporing (VU), som lever på döda grantickor (SLU Artdatabanken, 2024; Nitare &amp; Skogsstyrelsen, 2019).</w:t>
+        <w:t xml:space="preserve"> bildar mykorrhiza med gran i granskog och barrblandskog, främst på frisk näringsrik mark i äldre skog med lång trädkontinuitet. Den totala populationen i landet har minskat och bedöms fortsätta minska till följd av avverkning av äldre barrskogar. Minskningstakten för den svenska populationen bedöms vara nära gränsvärdet för sårbar (VU) (SLU Artdatabanken, 2026).</w:t>
+      </w:r>
+    </w:p>
+    <w:p>
+      <w:r>
+        <w:rPr>
+          <w:b/>
+        </w:rPr>
+        <w:t>Granticka</w:t>
+      </w:r>
+      <w:r>
+        <w:t xml:space="preserve"> förekommer främst i äldre skogar med naturskogskaraktär, liksom i dimensionsavverkade och plockhuggna skogar. I äldre grannaturskog i norra Sverige är den alltjämt en förhållandevis vanlig karaktärsart, medan den längre söderut blir allt mer sällsynt. I Götaland och delar av Svealand är den en god signalart för skyddsvärda granskogsmiljöer. Arten bedöms ha minskat starkt under senare år på grund av skogsavverkningar, då den framför allt växer i äldre granskog med långvarig grankontinuitet. I urskogsliknande bestånd i norra Sverige kan ibland påträffas den mycket sällsynta tickan grantickeporing (VU), som lever på döda grantickor. Det som tidigare inbegripit grantickan har visat sig röra sig om två arter; tajgagranticka </w:t>
+      </w:r>
+      <w:r>
+        <w:rPr>
+          <w:i/>
+        </w:rPr>
+        <w:t>Porodaedalea abietis</w:t>
+      </w:r>
+      <w:r>
+        <w:t xml:space="preserve"> (LC) och </w:t>
+      </w:r>
+      <w:r>
+        <w:rPr>
+          <w:i/>
+        </w:rPr>
+        <w:t>Porodaedalea chrysoloma</w:t>
+      </w:r>
+      <w:r>
+        <w:t xml:space="preserve"> (DD). Den nordligare arten, tajgagranticka, bildar större fruktkroppar och har sin främsta förekomst i norra Sverige, medan den mer tunnköttiga arten, </w:t>
+      </w:r>
+      <w:r>
+        <w:rPr>
+          <w:i/>
+        </w:rPr>
+        <w:t>P. chrysoloma</w:t>
+      </w:r>
+      <w:r>
+        <w:t>, förekommer i sydöstra Sverige och på Gotland (SLU Artdatabanken, 2026; Nitare &amp; Skogsstyrelsen, 2019).</w:t>
       </w:r>
     </w:p>
     <w:p>
@@ -157,6 +195,17 @@
         <w:rPr>
           <w:b/>
         </w:rPr>
+        <w:t xml:space="preserve">Skarp dropptaggsvamp (NT) </w:t>
+      </w:r>
+      <w:r>
+        <w:t>bildar mykorrhiza med både gran och tall, främst i barrskogar med trädkontinuitet. Arten uppträder dels i näringsrik kalkbarrskog och dels i sur lavtallskog. Kalkbarrskogarna är ofta grandominerade, olikåldriga och skiktade på frisk mark med ett örtrikt vegetationsskikt. Lavtallskogarna är i regel magra, torra, ljusöppna och ofta brandpräglade. Den totala populationen i landet har minskat och bedöms fortsätta minska till följd av avverkning av äldre barrskogar. Arten har begränsad förmåga att återetablera sig efter slutavverkning eller andra storskaliga skogsbruksåtgärder. Det saknas indikationer på att arten långsiktigt kan etablera eller reproducera sig i skogsbestånd som brukas med metoder som trakthyggesbruk, markberedning, gödsling eller föryngring med förädlat plantmaterial. Minskningstakten för den svenska populationen bedöms vara nära gränsvärdet för Sårbar (VU) (SLU Artdatabanken, 2026).</w:t>
+      </w:r>
+    </w:p>
+    <w:p>
+      <w:r>
+        <w:rPr>
+          <w:b/>
+        </w:rPr>
         <w:t>Svart trolldruva</w:t>
       </w:r>
       <w:r>
@@ -195,10 +244,10 @@
         <w:rPr>
           <w:b/>
         </w:rPr>
-        <w:t xml:space="preserve">Tallfingersvamp </w:t>
+        <w:t xml:space="preserve">Tallfingersvamp (NT) </w:t>
       </w:r>
       <w:r>
-        <w:t>bildar mykorrhiza med tall och gran i barrskog, framför allt sandtallskog men även i annan näringsfattig barrskog. Arten är en av landets vanligaste korallfingersvampar i äldre barrskog. Trots detta är den troligen minskande då den i huvudsak är knuten till äldre skog, främst kontinuitetsbarrskogar. Slutavverkning, gödsling eller exploatering måste undvikas (SLU Artdatabanken, 2024).</w:t>
+        <w:t>bildar mykorrhiza med tall och gran i äldre barrskog, framför allt sandtallskog men även i annan näringsfattig barrskog, huvudsakligen i äldre kontinuitetsskog. Den totala populationen i landet har minskat och bedöms fortsätta minska till följd av avverkning av barrskogar med trädkontinuitet. Minskningstakten för den svenska populationen bedöms vara nära gränsvärdet för Sårbar (VU). Slutavverkning, gödsling eller exploatering måste undvikas (SLU Artdatabanken, 2026).</w:t>
       </w:r>
     </w:p>
     <w:p>
@@ -273,10 +322,10 @@
         <w:rPr>
           <w:b/>
         </w:rPr>
-        <w:t>Spillkråka (NT, §4)</w:t>
+        <w:t>Spillkråka (§4)</w:t>
       </w:r>
       <w:r>
-        <w:t xml:space="preserve"> är rödlistad som nära hotad och ingår i bilaga 1 i EU:s fågeldirektiv. Den minskar i population på grund av minskad tillgång på lämpliga bo- och födoträd och minskad födotillgång. Spillkråkans minskningstakt har uppgått till 19 (24–10) % under de senaste 15 åren och bedöms vara nära gränsvärdet för Sårbar (VU) (A2bc). Spillkråka är en nyckelart i skogliga miljöer vars övergivna bohål utnyttjas av flera andra hålhäckande fågelarter och fladdermöss. Den behöver grova träd, främst tall, asp och bok som boträd. Skogsbruk med korta omloppstider och täta, homogena ungskogar utgör det största hotet. Spillkråka är typisk art för </w:t>
+        <w:t xml:space="preserve"> omfattas av bilaga 1 i EU:s fågeldirektiv och är typisk art för </w:t>
       </w:r>
       <w:r>
         <w:rPr>
@@ -291,10 +340,10 @@
         <w:rPr>
           <w:i/>
         </w:rPr>
-        <w:t xml:space="preserve"> 9740 Skogsbevuxen myr </w:t>
+        <w:t xml:space="preserve"> 9740 Skogsbevuxen myr</w:t>
       </w:r>
       <w:r>
-        <w:t>(SLU Artdatabanken, 2025; Skogsstyrelsen 2016).</w:t>
+        <w:t>. Den behöver grova träd, främst tall, asp och bok som boträd. Skogsbruk med korta omloppstider och täta, homogena ungskogar utgör det största hotet. Spillkråka är en nyckelart i skogliga miljöer vars övergivna bohål utnyttjas av flera andra hålhäckande fågelarter och fladdermöss, däribland pärluggla (EN, §4), knipa (§4), salskrake (§4) och skogsduva (§4). Hökuggla (VU, §4) och slaguggla (§4) häckar ofta i högstubbar som brutits av i höjd med ett gammalt spillkråkebo (SLU Artdatabanken, 2026; Skogsstyrelsen, 2016).</w:t>
       </w:r>
     </w:p>
     <w:p>
@@ -325,7 +374,7 @@
     </w:p>
     <w:p>
       <w:r>
-        <w:t xml:space="preserve">Spillkråka (NT) är rödlistad som nära hotad, fridlyst enligt §4 Artskyddsförordningen, typisk art för </w:t>
+        <w:t xml:space="preserve">Spillkråka (§4) ingår i bilaga 1 EU:s fågeldirektiv och är typisk art för </w:t>
       </w:r>
       <w:r>
         <w:rPr>
@@ -343,12 +392,12 @@
         <w:t xml:space="preserve"> 9740 Skogsbevuxen myr</w:t>
       </w:r>
       <w:r>
-        <w:t xml:space="preserve"> och ingår i bilaga 1 i EU:s fågeldirektiv. Spillkråka lever i både barr- och blandskog liksom i ren lövskog. De tätaste populationerna tenderar att finnas i äldre, variationsrik blandskog med gott om död ved och gamla träd. Spillkråka är en nyckelart i skogliga miljöer vars övergivna bohål utnyttjas av flera andra hålhäckande fågelarter och fladdermöss (SLU Artdatabanken, 2023; Skogsstyrelsen 2016).</w:t>
+        <w:t>. Den lever i både barr- och blandskog liksom i ren lövskog. De tätaste populationerna tenderar att finnas i äldre, variationsrik blandskog med gott om död ved och gamla träd. Varje par utnyttjar 400–1000 hektar skog beroende på skogens kvalitet. Skogsbruk med korta omloppstider och täta, homogena ungskogar utgör det största hotet (SLU Artdatabanken, 2026).</w:t>
       </w:r>
     </w:p>
     <w:p>
       <w:r>
-        <w:t>Varje par utnyttjar 400–1000 hektar skog beroende på skogens kvalitet. En minskning av populationen pågår på grund av minskad tillgång på lämpliga bo- och födoträd och minskad födotillgång. Spillkråkans minskningstakt har uppgått till 19 (24–10) % under de senaste 15 åren. Minskningstakten för den svenska populationen bedöms vara nära gränsvärdet för Sårbar (VU) (A2bc). Skogsbruk med korta omloppstider och täta, homogena ungskogar utgör det största hotet (SLU Artdatabanken 2023).</w:t>
+        <w:t>Spillkråka är en nyckelart i skogliga miljöer vars övergivna bohål utnyttjas av flera andra hålhäckande fågelarter och fladdermöss, däribland pärluggla (EN, §4), knipa (§4), salskrake (§4) och skogsduva (§4). Hökuggla (VU, §4) och slaguggla (§4) häckar ofta i högstubbar som brutits av i höjd med ett gammalt spillkråkebo (Skogsstyrelsen, 2016).</w:t>
       </w:r>
     </w:p>
     <w:p>
@@ -375,7 +424,7 @@
     </w:p>
     <w:p>
       <w:r>
-        <w:t xml:space="preserve">SLU Artdatabanken, 2023. </w:t>
+        <w:t xml:space="preserve">SLU Artdatabanken, 2026. </w:t>
       </w:r>
       <w:r>
         <w:rPr>
@@ -384,7 +433,7 @@
         <w:t xml:space="preserve">Artfaktablad. Naturvård – artfakta. </w:t>
       </w:r>
       <w:r>
-        <w:t>SLU Artdatabanken, Uppsala</w:t>
+        <w:t>SLU Artdatabanken, Uppsala.</w:t>
       </w:r>
     </w:p>
     <w:sectPr>
@@ -515,7 +564,7 @@
     <w:r>
       <w:tab/>
       <w:tab/>
-      <w:t>2026-04-06</w:t>
+      <w:t>2026-04-07</w:t>
       <w:br/>
       <w:br/>
     </w:r>

--- a/tillsyn/A 56792-2025 tillsynsbegäran.docx
+++ b/tillsyn/A 56792-2025 tillsynsbegäran.docx
@@ -564,7 +564,7 @@
     <w:r>
       <w:tab/>
       <w:tab/>
-      <w:t>2026-04-07</w:t>
+      <w:t>2026-04-08</w:t>
       <w:br/>
       <w:br/>
     </w:r>

--- a/tillsyn/A 56792-2025 tillsynsbegäran.docx
+++ b/tillsyn/A 56792-2025 tillsynsbegäran.docx
@@ -564,7 +564,7 @@
     <w:r>
       <w:tab/>
       <w:tab/>
-      <w:t>2026-04-08</w:t>
+      <w:t>2026-04-09</w:t>
       <w:br/>
       <w:br/>
     </w:r>

--- a/tillsyn/A 56792-2025 tillsynsbegäran.docx
+++ b/tillsyn/A 56792-2025 tillsynsbegäran.docx
@@ -564,7 +564,7 @@
     <w:r>
       <w:tab/>
       <w:tab/>
-      <w:t>2026-04-09</w:t>
+      <w:t>2026-04-10</w:t>
       <w:br/>
       <w:br/>
     </w:r>

--- a/tillsyn/A 56792-2025 tillsynsbegäran.docx
+++ b/tillsyn/A 56792-2025 tillsynsbegäran.docx
@@ -564,7 +564,7 @@
     <w:r>
       <w:tab/>
       <w:tab/>
-      <w:t>2026-04-10</w:t>
+      <w:t>2026-04-11</w:t>
       <w:br/>
       <w:br/>
     </w:r>

--- a/tillsyn/A 56792-2025 tillsynsbegäran.docx
+++ b/tillsyn/A 56792-2025 tillsynsbegäran.docx
@@ -564,7 +564,7 @@
     <w:r>
       <w:tab/>
       <w:tab/>
-      <w:t>2026-04-14</w:t>
+      <w:t>2026-04-15</w:t>
       <w:br/>
       <w:br/>
     </w:r>

--- a/tillsyn/A 56792-2025 tillsynsbegäran.docx
+++ b/tillsyn/A 56792-2025 tillsynsbegäran.docx
@@ -564,7 +564,7 @@
     <w:r>
       <w:tab/>
       <w:tab/>
-      <w:t>2026-04-15</w:t>
+      <w:t>2026-04-16</w:t>
       <w:br/>
       <w:br/>
     </w:r>

--- a/tillsyn/A 56792-2025 tillsynsbegäran.docx
+++ b/tillsyn/A 56792-2025 tillsynsbegäran.docx
@@ -564,7 +564,7 @@
     <w:r>
       <w:tab/>
       <w:tab/>
-      <w:t>2026-04-16</w:t>
+      <w:t>2026-04-17</w:t>
       <w:br/>
       <w:br/>
     </w:r>

--- a/tillsyn/A 56792-2025 tillsynsbegäran.docx
+++ b/tillsyn/A 56792-2025 tillsynsbegäran.docx
@@ -564,7 +564,7 @@
     <w:r>
       <w:tab/>
       <w:tab/>
-      <w:t>2026-04-17</w:t>
+      <w:t>2026-04-18</w:t>
       <w:br/>
       <w:br/>
     </w:r>

--- a/tillsyn/A 56792-2025 tillsynsbegäran.docx
+++ b/tillsyn/A 56792-2025 tillsynsbegäran.docx
@@ -564,7 +564,7 @@
     <w:r>
       <w:tab/>
       <w:tab/>
-      <w:t>2026-04-18</w:t>
+      <w:t>2026-04-19</w:t>
       <w:br/>
       <w:br/>
     </w:r>

--- a/tillsyn/A 56792-2025 tillsynsbegäran.docx
+++ b/tillsyn/A 56792-2025 tillsynsbegäran.docx
@@ -564,7 +564,7 @@
     <w:r>
       <w:tab/>
       <w:tab/>
-      <w:t>2026-04-19</w:t>
+      <w:t>2026-04-20</w:t>
       <w:br/>
       <w:br/>
     </w:r>

--- a/tillsyn/A 56792-2025 tillsynsbegäran.docx
+++ b/tillsyn/A 56792-2025 tillsynsbegäran.docx
@@ -564,7 +564,7 @@
     <w:r>
       <w:tab/>
       <w:tab/>
-      <w:t>2026-04-20</w:t>
+      <w:t>2026-04-21</w:t>
       <w:br/>
       <w:br/>
     </w:r>

--- a/tillsyn/A 56792-2025 tillsynsbegäran.docx
+++ b/tillsyn/A 56792-2025 tillsynsbegäran.docx
@@ -564,7 +564,7 @@
     <w:r>
       <w:tab/>
       <w:tab/>
-      <w:t>2026-04-21</w:t>
+      <w:t>2026-04-22</w:t>
       <w:br/>
       <w:br/>
     </w:r>

--- a/tillsyn/A 56792-2025 tillsynsbegäran.docx
+++ b/tillsyn/A 56792-2025 tillsynsbegäran.docx
@@ -564,7 +564,7 @@
     <w:r>
       <w:tab/>
       <w:tab/>
-      <w:t>2026-04-22</w:t>
+      <w:t>2026-04-23</w:t>
       <w:br/>
       <w:br/>
     </w:r>

--- a/tillsyn/A 56792-2025 tillsynsbegäran.docx
+++ b/tillsyn/A 56792-2025 tillsynsbegäran.docx
@@ -564,7 +564,7 @@
     <w:r>
       <w:tab/>
       <w:tab/>
-      <w:t>2026-04-23</w:t>
+      <w:t>2026-04-24</w:t>
       <w:br/>
       <w:br/>
     </w:r>

--- a/tillsyn/A 56792-2025 tillsynsbegäran.docx
+++ b/tillsyn/A 56792-2025 tillsynsbegäran.docx
@@ -564,7 +564,7 @@
     <w:r>
       <w:tab/>
       <w:tab/>
-      <w:t>2026-04-24</w:t>
+      <w:t>2026-04-25</w:t>
       <w:br/>
       <w:br/>
     </w:r>

--- a/tillsyn/A 56792-2025 tillsynsbegäran.docx
+++ b/tillsyn/A 56792-2025 tillsynsbegäran.docx
@@ -564,7 +564,7 @@
     <w:r>
       <w:tab/>
       <w:tab/>
-      <w:t>2026-04-25</w:t>
+      <w:t>2026-04-26</w:t>
       <w:br/>
       <w:br/>
     </w:r>

--- a/tillsyn/A 56792-2025 tillsynsbegäran.docx
+++ b/tillsyn/A 56792-2025 tillsynsbegäran.docx
@@ -564,7 +564,7 @@
     <w:r>
       <w:tab/>
       <w:tab/>
-      <w:t>2026-04-26</w:t>
+      <w:t>2026-04-27</w:t>
       <w:br/>
       <w:br/>
     </w:r>

--- a/tillsyn/A 56792-2025 tillsynsbegäran.docx
+++ b/tillsyn/A 56792-2025 tillsynsbegäran.docx
@@ -564,7 +564,7 @@
     <w:r>
       <w:tab/>
       <w:tab/>
-      <w:t>2026-04-27</w:t>
+      <w:t>2026-04-28</w:t>
       <w:br/>
       <w:br/>
     </w:r>

--- a/tillsyn/A 56792-2025 tillsynsbegäran.docx
+++ b/tillsyn/A 56792-2025 tillsynsbegäran.docx
@@ -564,7 +564,7 @@
     <w:r>
       <w:tab/>
       <w:tab/>
-      <w:t>2026-04-28</w:t>
+      <w:t>2026-04-29</w:t>
       <w:br/>
       <w:br/>
     </w:r>

--- a/tillsyn/A 56792-2025 tillsynsbegäran.docx
+++ b/tillsyn/A 56792-2025 tillsynsbegäran.docx
@@ -564,7 +564,7 @@
     <w:r>
       <w:tab/>
       <w:tab/>
-      <w:t>2026-04-29</w:t>
+      <w:t>2026-04-30</w:t>
       <w:br/>
       <w:br/>
     </w:r>

--- a/tillsyn/A 56792-2025 tillsynsbegäran.docx
+++ b/tillsyn/A 56792-2025 tillsynsbegäran.docx
@@ -564,7 +564,7 @@
     <w:r>
       <w:tab/>
       <w:tab/>
-      <w:t>2026-04-30</w:t>
+      <w:t>2026-05-01</w:t>
       <w:br/>
       <w:br/>
     </w:r>

--- a/tillsyn/A 56792-2025 tillsynsbegäran.docx
+++ b/tillsyn/A 56792-2025 tillsynsbegäran.docx
@@ -564,7 +564,7 @@
     <w:r>
       <w:tab/>
       <w:tab/>
-      <w:t>2026-05-01</w:t>
+      <w:t>2026-05-02</w:t>
       <w:br/>
       <w:br/>
     </w:r>

--- a/tillsyn/A 56792-2025 tillsynsbegäran.docx
+++ b/tillsyn/A 56792-2025 tillsynsbegäran.docx
@@ -564,7 +564,7 @@
     <w:r>
       <w:tab/>
       <w:tab/>
-      <w:t>2026-05-02</w:t>
+      <w:t>2026-05-03</w:t>
       <w:br/>
       <w:br/>
     </w:r>

--- a/tillsyn/A 56792-2025 tillsynsbegäran.docx
+++ b/tillsyn/A 56792-2025 tillsynsbegäran.docx
@@ -564,7 +564,7 @@
     <w:r>
       <w:tab/>
       <w:tab/>
-      <w:t>2026-05-03</w:t>
+      <w:t>2026-05-04</w:t>
       <w:br/>
       <w:br/>
     </w:r>

--- a/tillsyn/A 56792-2025 tillsynsbegäran.docx
+++ b/tillsyn/A 56792-2025 tillsynsbegäran.docx
@@ -564,7 +564,7 @@
     <w:r>
       <w:tab/>
       <w:tab/>
-      <w:t>2026-05-04</w:t>
+      <w:t>2026-05-05</w:t>
       <w:br/>
       <w:br/>
     </w:r>

--- a/tillsyn/A 56792-2025 tillsynsbegäran.docx
+++ b/tillsyn/A 56792-2025 tillsynsbegäran.docx
@@ -564,7 +564,7 @@
     <w:r>
       <w:tab/>
       <w:tab/>
-      <w:t>2026-05-05</w:t>
+      <w:t>2026-05-06</w:t>
       <w:br/>
       <w:br/>
     </w:r>

--- a/tillsyn/A 56792-2025 tillsynsbegäran.docx
+++ b/tillsyn/A 56792-2025 tillsynsbegäran.docx
@@ -564,7 +564,7 @@
     <w:r>
       <w:tab/>
       <w:tab/>
-      <w:t>2026-05-06</w:t>
+      <w:t>2026-05-07</w:t>
       <w:br/>
       <w:br/>
     </w:r>

--- a/tillsyn/A 56792-2025 tillsynsbegäran.docx
+++ b/tillsyn/A 56792-2025 tillsynsbegäran.docx
@@ -564,7 +564,7 @@
     <w:r>
       <w:tab/>
       <w:tab/>
-      <w:t>2026-05-07</w:t>
+      <w:t>2026-05-08</w:t>
       <w:br/>
       <w:br/>
     </w:r>

--- a/tillsyn/A 56792-2025 tillsynsbegäran.docx
+++ b/tillsyn/A 56792-2025 tillsynsbegäran.docx
@@ -564,7 +564,7 @@
     <w:r>
       <w:tab/>
       <w:tab/>
-      <w:t>2026-05-08</w:t>
+      <w:t>2026-05-09</w:t>
       <w:br/>
       <w:br/>
     </w:r>

--- a/tillsyn/A 56792-2025 tillsynsbegäran.docx
+++ b/tillsyn/A 56792-2025 tillsynsbegäran.docx
@@ -564,7 +564,7 @@
     <w:r>
       <w:tab/>
       <w:tab/>
-      <w:t>2026-05-09</w:t>
+      <w:t>2026-05-10</w:t>
       <w:br/>
       <w:br/>
     </w:r>

--- a/tillsyn/A 56792-2025 tillsynsbegäran.docx
+++ b/tillsyn/A 56792-2025 tillsynsbegäran.docx
@@ -564,7 +564,7 @@
     <w:r>
       <w:tab/>
       <w:tab/>
-      <w:t>2026-05-10</w:t>
+      <w:t>2026-05-11</w:t>
       <w:br/>
       <w:br/>
     </w:r>

--- a/tillsyn/A 56792-2025 tillsynsbegäran.docx
+++ b/tillsyn/A 56792-2025 tillsynsbegäran.docx
@@ -564,7 +564,7 @@
     <w:r>
       <w:tab/>
       <w:tab/>
-      <w:t>2026-05-11</w:t>
+      <w:t>2026-05-12</w:t>
       <w:br/>
       <w:br/>
     </w:r>

--- a/tillsyn/A 56792-2025 tillsynsbegäran.docx
+++ b/tillsyn/A 56792-2025 tillsynsbegäran.docx
@@ -564,7 +564,7 @@
     <w:r>
       <w:tab/>
       <w:tab/>
-      <w:t>2026-05-12</w:t>
+      <w:t>2026-05-13</w:t>
       <w:br/>
       <w:br/>
     </w:r>

--- a/tillsyn/A 56792-2025 tillsynsbegäran.docx
+++ b/tillsyn/A 56792-2025 tillsynsbegäran.docx
@@ -564,7 +564,7 @@
     <w:r>
       <w:tab/>
       <w:tab/>
-      <w:t>2026-05-13</w:t>
+      <w:t>2026-05-16</w:t>
       <w:br/>
       <w:br/>
     </w:r>

--- a/tillsyn/A 56792-2025 tillsynsbegäran.docx
+++ b/tillsyn/A 56792-2025 tillsynsbegäran.docx
@@ -564,7 +564,7 @@
     <w:r>
       <w:tab/>
       <w:tab/>
-      <w:t>2026-05-16</w:t>
+      <w:t>2026-05-17</w:t>
       <w:br/>
       <w:br/>
     </w:r>

--- a/tillsyn/A 56792-2025 tillsynsbegäran.docx
+++ b/tillsyn/A 56792-2025 tillsynsbegäran.docx
@@ -564,7 +564,7 @@
     <w:r>
       <w:tab/>
       <w:tab/>
-      <w:t>2026-05-17</w:t>
+      <w:t>2026-05-18</w:t>
       <w:br/>
       <w:br/>
     </w:r>

--- a/tillsyn/A 56792-2025 tillsynsbegäran.docx
+++ b/tillsyn/A 56792-2025 tillsynsbegäran.docx
@@ -564,7 +564,7 @@
     <w:r>
       <w:tab/>
       <w:tab/>
-      <w:t>2026-05-18</w:t>
+      <w:t>2026-05-19</w:t>
       <w:br/>
       <w:br/>
     </w:r>

--- a/tillsyn/A 56792-2025 tillsynsbegäran.docx
+++ b/tillsyn/A 56792-2025 tillsynsbegäran.docx
@@ -564,7 +564,7 @@
     <w:r>
       <w:tab/>
       <w:tab/>
-      <w:t>2026-05-19</w:t>
+      <w:t>2026-05-20</w:t>
       <w:br/>
       <w:br/>
     </w:r>

--- a/tillsyn/A 56792-2025 tillsynsbegäran.docx
+++ b/tillsyn/A 56792-2025 tillsynsbegäran.docx
@@ -564,7 +564,7 @@
     <w:r>
       <w:tab/>
       <w:tab/>
-      <w:t>2026-05-20</w:t>
+      <w:t>2026-05-21</w:t>
       <w:br/>
       <w:br/>
     </w:r>

--- a/tillsyn/A 56792-2025 tillsynsbegäran.docx
+++ b/tillsyn/A 56792-2025 tillsynsbegäran.docx
@@ -564,7 +564,7 @@
     <w:r>
       <w:tab/>
       <w:tab/>
-      <w:t>2026-05-21</w:t>
+      <w:t>2026-05-22</w:t>
       <w:br/>
       <w:br/>
     </w:r>

--- a/tillsyn/A 56792-2025 tillsynsbegäran.docx
+++ b/tillsyn/A 56792-2025 tillsynsbegäran.docx
@@ -564,7 +564,7 @@
     <w:r>
       <w:tab/>
       <w:tab/>
-      <w:t>2026-05-22</w:t>
+      <w:t>2026-05-23</w:t>
       <w:br/>
       <w:br/>
     </w:r>

--- a/tillsyn/A 56792-2025 tillsynsbegäran.docx
+++ b/tillsyn/A 56792-2025 tillsynsbegäran.docx
@@ -564,7 +564,7 @@
     <w:r>
       <w:tab/>
       <w:tab/>
-      <w:t>2026-05-23</w:t>
+      <w:t>2026-05-24</w:t>
       <w:br/>
       <w:br/>
     </w:r>

--- a/tillsyn/A 56792-2025 tillsynsbegäran.docx
+++ b/tillsyn/A 56792-2025 tillsynsbegäran.docx
@@ -564,7 +564,7 @@
     <w:r>
       <w:tab/>
       <w:tab/>
-      <w:t>2026-05-24</w:t>
+      <w:t>2026-05-25</w:t>
       <w:br/>
       <w:br/>
     </w:r>

--- a/tillsyn/A 56792-2025 tillsynsbegäran.docx
+++ b/tillsyn/A 56792-2025 tillsynsbegäran.docx
@@ -564,7 +564,7 @@
     <w:r>
       <w:tab/>
       <w:tab/>
-      <w:t>2026-05-25</w:t>
+      <w:t>2026-05-26</w:t>
       <w:br/>
       <w:br/>
     </w:r>

--- a/tillsyn/A 56792-2025 tillsynsbegäran.docx
+++ b/tillsyn/A 56792-2025 tillsynsbegäran.docx
@@ -564,7 +564,7 @@
     <w:r>
       <w:tab/>
       <w:tab/>
-      <w:t>2026-05-26</w:t>
+      <w:t>2026-05-27</w:t>
       <w:br/>
       <w:br/>
     </w:r>

--- a/tillsyn/A 56792-2025 tillsynsbegäran.docx
+++ b/tillsyn/A 56792-2025 tillsynsbegäran.docx
@@ -564,7 +564,7 @@
     <w:r>
       <w:tab/>
       <w:tab/>
-      <w:t>2026-05-27</w:t>
+      <w:t>2026-05-28</w:t>
       <w:br/>
       <w:br/>
     </w:r>

--- a/tillsyn/A 56792-2025 tillsynsbegäran.docx
+++ b/tillsyn/A 56792-2025 tillsynsbegäran.docx
@@ -564,7 +564,7 @@
     <w:r>
       <w:tab/>
       <w:tab/>
-      <w:t>2026-05-28</w:t>
+      <w:t>2026-05-29</w:t>
       <w:br/>
       <w:br/>
     </w:r>

--- a/tillsyn/A 56792-2025 tillsynsbegäran.docx
+++ b/tillsyn/A 56792-2025 tillsynsbegäran.docx
@@ -564,7 +564,7 @@
     <w:r>
       <w:tab/>
       <w:tab/>
-      <w:t>2026-05-29</w:t>
+      <w:t>2026-05-30</w:t>
       <w:br/>
       <w:br/>
     </w:r>

--- a/tillsyn/A 56792-2025 tillsynsbegäran.docx
+++ b/tillsyn/A 56792-2025 tillsynsbegäran.docx
@@ -564,7 +564,7 @@
     <w:r>
       <w:tab/>
       <w:tab/>
-      <w:t>2026-05-30</w:t>
+      <w:t>2026-05-31</w:t>
       <w:br/>
       <w:br/>
     </w:r>

--- a/tillsyn/A 56792-2025 tillsynsbegäran.docx
+++ b/tillsyn/A 56792-2025 tillsynsbegäran.docx
@@ -564,7 +564,7 @@
     <w:r>
       <w:tab/>
       <w:tab/>
-      <w:t>2026-05-31</w:t>
+      <w:t>2026-06-01</w:t>
       <w:br/>
       <w:br/>
     </w:r>

--- a/tillsyn/A 56792-2025 tillsynsbegäran.docx
+++ b/tillsyn/A 56792-2025 tillsynsbegäran.docx
@@ -564,7 +564,7 @@
     <w:r>
       <w:tab/>
       <w:tab/>
-      <w:t>2026-06-01</w:t>
+      <w:t>2026-06-02</w:t>
       <w:br/>
       <w:br/>
     </w:r>

--- a/tillsyn/A 56792-2025 tillsynsbegäran.docx
+++ b/tillsyn/A 56792-2025 tillsynsbegäran.docx
@@ -564,7 +564,7 @@
     <w:r>
       <w:tab/>
       <w:tab/>
-      <w:t>2026-06-02</w:t>
+      <w:t>2026-06-03</w:t>
       <w:br/>
       <w:br/>
     </w:r>

--- a/tillsyn/A 56792-2025 tillsynsbegäran.docx
+++ b/tillsyn/A 56792-2025 tillsynsbegäran.docx
@@ -564,7 +564,7 @@
     <w:r>
       <w:tab/>
       <w:tab/>
-      <w:t>2026-06-03</w:t>
+      <w:t>2026-06-04</w:t>
       <w:br/>
       <w:br/>
     </w:r>

--- a/tillsyn/A 56792-2025 tillsynsbegäran.docx
+++ b/tillsyn/A 56792-2025 tillsynsbegäran.docx
@@ -564,7 +564,7 @@
     <w:r>
       <w:tab/>
       <w:tab/>
-      <w:t>2026-06-04</w:t>
+      <w:t>2026-06-05</w:t>
       <w:br/>
       <w:br/>
     </w:r>
